--- a/static/notes/what-about-the-superscript.docx
+++ b/static/notes/what-about-the-superscript.docx
@@ -1726,7 +1726,29 @@
           <w:kern w:val="0"/>
           <w14:ligatures w14:val="none"/>
         </w:rPr>
-        <w:t>le·Da·VÍD, luh-dah-VEED</w:t>
+        <w:t xml:space="preserve">le·Da·VÍD, </w:t>
+      </w:r>
+      <w:proofErr w:type="spellStart"/>
+      <w:r>
+        <w:rPr>
+          <w:rFonts w:ascii="Bookman Old Style" w:eastAsia="Times New Roman" w:hAnsi="Bookman Old Style" w:cstheme="minorHAnsi"/>
+          <w:i/>
+          <w:iCs/>
+          <w:kern w:val="0"/>
+          <w14:ligatures w14:val="none"/>
+        </w:rPr>
+        <w:t>luh</w:t>
+      </w:r>
+      <w:proofErr w:type="spellEnd"/>
+      <w:r>
+        <w:rPr>
+          <w:rFonts w:ascii="Bookman Old Style" w:eastAsia="Times New Roman" w:hAnsi="Bookman Old Style" w:cstheme="minorHAnsi"/>
+          <w:i/>
+          <w:iCs/>
+          <w:kern w:val="0"/>
+          <w14:ligatures w14:val="none"/>
+        </w:rPr>
+        <w:t>-dah-VEED</w:t>
       </w:r>
       <w:r>
         <w:rPr>
@@ -1997,7 +2019,51 @@
           <w:kern w:val="0"/>
           <w14:ligatures w14:val="none"/>
         </w:rPr>
-        <w:t>miz·MÓR le·Da·VÍD, meez-MORE luh-dah-VEED</w:t>
+        <w:t xml:space="preserve">miz·MÓR le·Da·VÍD, </w:t>
+      </w:r>
+      <w:proofErr w:type="spellStart"/>
+      <w:r>
+        <w:rPr>
+          <w:rFonts w:ascii="Bookman Old Style" w:eastAsia="Times New Roman" w:hAnsi="Bookman Old Style" w:cstheme="minorHAnsi"/>
+          <w:i/>
+          <w:iCs/>
+          <w:kern w:val="0"/>
+          <w14:ligatures w14:val="none"/>
+        </w:rPr>
+        <w:t>meez</w:t>
+      </w:r>
+      <w:proofErr w:type="spellEnd"/>
+      <w:r>
+        <w:rPr>
+          <w:rFonts w:ascii="Bookman Old Style" w:eastAsia="Times New Roman" w:hAnsi="Bookman Old Style" w:cstheme="minorHAnsi"/>
+          <w:i/>
+          <w:iCs/>
+          <w:kern w:val="0"/>
+          <w14:ligatures w14:val="none"/>
+        </w:rPr>
+        <w:t xml:space="preserve">-MORE </w:t>
+      </w:r>
+      <w:proofErr w:type="spellStart"/>
+      <w:r>
+        <w:rPr>
+          <w:rFonts w:ascii="Bookman Old Style" w:eastAsia="Times New Roman" w:hAnsi="Bookman Old Style" w:cstheme="minorHAnsi"/>
+          <w:i/>
+          <w:iCs/>
+          <w:kern w:val="0"/>
+          <w14:ligatures w14:val="none"/>
+        </w:rPr>
+        <w:t>luh</w:t>
+      </w:r>
+      <w:proofErr w:type="spellEnd"/>
+      <w:r>
+        <w:rPr>
+          <w:rFonts w:ascii="Bookman Old Style" w:eastAsia="Times New Roman" w:hAnsi="Bookman Old Style" w:cstheme="minorHAnsi"/>
+          <w:i/>
+          <w:iCs/>
+          <w:kern w:val="0"/>
+          <w14:ligatures w14:val="none"/>
+        </w:rPr>
+        <w:t>-dah-VEED</w:t>
       </w:r>
       <w:r>
         <w:rPr>
@@ -3224,29 +3290,55 @@
         <w:spacing w:before="100" w:beforeAutospacing="1" w:after="100" w:afterAutospacing="1" w:line="240" w:lineRule="auto"/>
         <w:rPr>
           <w:rFonts w:ascii="Bookman Old Style" w:eastAsia="Times New Roman" w:hAnsi="Bookman Old Style" w:cstheme="minorHAnsi"/>
-          <w:kern w:val="0"/>
-          <w14:ligatures w14:val="none"/>
-        </w:rPr>
-      </w:pPr>
-      <w:r>
-        <w:rPr>
-          <w:rFonts w:ascii="Bookman Old Style" w:eastAsia="Times New Roman" w:hAnsi="Bookman Old Style" w:cstheme="minorHAnsi"/>
-          <w:i/>
-          <w:iCs/>
-          <w:kern w:val="0"/>
-          <w14:ligatures w14:val="none"/>
-        </w:rPr>
-        <w:t>R</w:t>
-      </w:r>
-      <w:r>
-        <w:rPr>
-          <w:rFonts w:ascii="Bookman Old Style" w:eastAsia="Times New Roman" w:hAnsi="Bookman Old Style" w:cstheme="minorHAnsi"/>
-          <w:i/>
-          <w:iCs/>
-          <w:kern w:val="0"/>
-          <w14:ligatures w14:val="none"/>
-        </w:rPr>
-        <w:t>ead Psalm 110</w:t>
+          <w:color w:val="5B9BD5" w:themeColor="accent5"/>
+          <w:kern w:val="0"/>
+          <w14:ligatures w14:val="none"/>
+        </w:rPr>
+      </w:pPr>
+      <w:r>
+        <w:rPr>
+          <w:rFonts w:ascii="Bookman Old Style" w:eastAsia="Times New Roman" w:hAnsi="Bookman Old Style" w:cstheme="minorHAnsi"/>
+          <w:color w:val="5B9BD5" w:themeColor="accent5"/>
+          <w:kern w:val="0"/>
+          <w14:ligatures w14:val="none"/>
+        </w:rPr>
+        <w:t xml:space="preserve">The Lord says to my Lord: </w:t>
+      </w:r>
+      <w:r>
+        <w:rPr>
+          <w:rFonts w:ascii="Bookman Old Style" w:eastAsia="Times New Roman" w:hAnsi="Bookman Old Style" w:cstheme="minorHAnsi"/>
+          <w:color w:val="5B9BD5" w:themeColor="accent5"/>
+          <w:kern w:val="0"/>
+          <w14:ligatures w14:val="none"/>
+        </w:rPr>
+        <w:br/>
+      </w:r>
+      <w:r>
+        <w:rPr>
+          <w:rFonts w:ascii="Bookman Old Style" w:eastAsia="Times New Roman" w:hAnsi="Bookman Old Style" w:cstheme="minorHAnsi"/>
+          <w:color w:val="5B9BD5" w:themeColor="accent5"/>
+          <w:kern w:val="0"/>
+          <w14:ligatures w14:val="none"/>
+        </w:rPr>
+        <w:t>“Sit at my right hand,</w:t>
+      </w:r>
+      <w:r>
+        <w:rPr>
+          <w:rFonts w:ascii="Bookman Old Style" w:eastAsia="Times New Roman" w:hAnsi="Bookman Old Style" w:cstheme="minorHAnsi"/>
+          <w:color w:val="5B9BD5" w:themeColor="accent5"/>
+          <w:kern w:val="0"/>
+          <w14:ligatures w14:val="none"/>
+        </w:rPr>
+        <w:br/>
+      </w:r>
+      <w:r>
+        <w:rPr>
+          <w:rFonts w:ascii="Bookman Old Style" w:eastAsia="Times New Roman" w:hAnsi="Bookman Old Style" w:cstheme="minorHAnsi"/>
+          <w:color w:val="5B9BD5" w:themeColor="accent5"/>
+          <w:kern w:val="0"/>
+          <w14:ligatures w14:val="none"/>
+        </w:rPr>
+        <w:t>until I make your enemies your footstool.”</w:t>
       </w:r>
     </w:p>
     <w:p>
@@ -3254,105 +3346,199 @@
         <w:spacing w:before="100" w:beforeAutospacing="1" w:after="100" w:afterAutospacing="1" w:line="240" w:lineRule="auto"/>
         <w:rPr>
           <w:rFonts w:ascii="Bookman Old Style" w:eastAsia="Times New Roman" w:hAnsi="Bookman Old Style" w:cstheme="minorHAnsi"/>
-          <w:kern w:val="0"/>
-          <w14:ligatures w14:val="none"/>
-        </w:rPr>
-      </w:pPr>
-      <w:r>
-        <w:rPr>
-          <w:rFonts w:ascii="Bookman Old Style" w:eastAsia="Times New Roman" w:hAnsi="Bookman Old Style" w:cstheme="minorHAnsi"/>
-          <w:kern w:val="0"/>
-          <w14:ligatures w14:val="none"/>
-        </w:rPr>
-        <w:t>Looking back at v. 1,</w:t>
-      </w:r>
-      <w:r>
-        <w:rPr>
-          <w:rFonts w:ascii="Bookman Old Style" w:eastAsia="Times New Roman" w:hAnsi="Bookman Old Style" w:cstheme="minorHAnsi"/>
-          <w:kern w:val="0"/>
-          <w14:ligatures w14:val="none"/>
-        </w:rPr>
-        <w:br/>
-      </w:r>
-      <w:r>
-        <w:rPr>
-          <w:rFonts w:ascii="Bookman Old Style" w:eastAsia="Times New Roman" w:hAnsi="Bookman Old Style" w:cstheme="minorHAnsi"/>
-          <w:kern w:val="0"/>
-          <w14:ligatures w14:val="none"/>
-        </w:rPr>
-        <w:t>David says, “my Lord” —</w:t>
-      </w:r>
-      <w:r>
-        <w:rPr>
-          <w:rFonts w:ascii="Bookman Old Style" w:eastAsia="Times New Roman" w:hAnsi="Bookman Old Style" w:cstheme="minorHAnsi"/>
-          <w:kern w:val="0"/>
-          <w14:ligatures w14:val="none"/>
-        </w:rPr>
-        <w:br/>
-      </w:r>
-      <w:r>
-        <w:rPr>
-          <w:rFonts w:ascii="Bookman Old Style" w:eastAsia="Times New Roman" w:hAnsi="Bookman Old Style" w:cstheme="minorHAnsi"/>
-          <w:kern w:val="0"/>
-          <w14:ligatures w14:val="none"/>
-        </w:rPr>
-        <w:t xml:space="preserve">not a term </w:t>
-      </w:r>
-      <w:r>
-        <w:rPr>
-          <w:rFonts w:ascii="Bookman Old Style" w:eastAsia="Times New Roman" w:hAnsi="Bookman Old Style" w:cstheme="minorHAnsi"/>
-          <w:kern w:val="0"/>
-          <w14:ligatures w14:val="none"/>
-        </w:rPr>
-        <w:t>he</w:t>
-      </w:r>
-      <w:r>
-        <w:rPr>
-          <w:rFonts w:ascii="Bookman Old Style" w:eastAsia="Times New Roman" w:hAnsi="Bookman Old Style" w:cstheme="minorHAnsi"/>
-          <w:kern w:val="0"/>
-          <w14:ligatures w14:val="none"/>
-        </w:rPr>
-        <w:t xml:space="preserve"> would </w:t>
-      </w:r>
-      <w:r>
-        <w:rPr>
-          <w:rFonts w:ascii="Bookman Old Style" w:eastAsia="Times New Roman" w:hAnsi="Bookman Old Style" w:cstheme="minorHAnsi"/>
-          <w:kern w:val="0"/>
-          <w14:ligatures w14:val="none"/>
-        </w:rPr>
-        <w:t>likely use to refer to</w:t>
-      </w:r>
-      <w:r>
-        <w:rPr>
-          <w:rFonts w:ascii="Bookman Old Style" w:eastAsia="Times New Roman" w:hAnsi="Bookman Old Style" w:cstheme="minorHAnsi"/>
-          <w:kern w:val="0"/>
-          <w14:ligatures w14:val="none"/>
-        </w:rPr>
-        <w:t xml:space="preserve"> himself</w:t>
-      </w:r>
-      <w:r>
-        <w:rPr>
-          <w:rFonts w:ascii="Bookman Old Style" w:eastAsia="Times New Roman" w:hAnsi="Bookman Old Style" w:cstheme="minorHAnsi"/>
-          <w:kern w:val="0"/>
-          <w14:ligatures w14:val="none"/>
-        </w:rPr>
-        <w:br/>
-      </w:r>
-      <w:r>
-        <w:rPr>
-          <w:rFonts w:ascii="Bookman Old Style" w:eastAsia="Times New Roman" w:hAnsi="Bookman Old Style" w:cstheme="minorHAnsi"/>
-          <w:kern w:val="0"/>
-          <w14:ligatures w14:val="none"/>
-        </w:rPr>
-        <w:t>or a subordinate,</w:t>
-      </w:r>
-      <w:r>
-        <w:rPr>
-          <w:rFonts w:ascii="Bookman Old Style" w:eastAsia="Times New Roman" w:hAnsi="Bookman Old Style" w:cstheme="minorHAnsi"/>
-          <w:kern w:val="0"/>
-          <w14:ligatures w14:val="none"/>
-        </w:rPr>
-        <w:t xml:space="preserve"> or a descendent.</w:t>
+          <w:color w:val="5B9BD5" w:themeColor="accent5"/>
+          <w:kern w:val="0"/>
+          <w14:ligatures w14:val="none"/>
+        </w:rPr>
+      </w:pPr>
+      <w:r>
+        <w:rPr>
+          <w:rFonts w:ascii="Bookman Old Style" w:eastAsia="Times New Roman" w:hAnsi="Bookman Old Style" w:cstheme="minorHAnsi"/>
+          <w:color w:val="5B9BD5" w:themeColor="accent5"/>
+          <w:kern w:val="0"/>
+          <w14:ligatures w14:val="none"/>
+        </w:rPr>
+        <w:t>The Lord sends forth from Zion</w:t>
+      </w:r>
+      <w:r>
+        <w:rPr>
+          <w:rFonts w:ascii="Bookman Old Style" w:eastAsia="Times New Roman" w:hAnsi="Bookman Old Style" w:cstheme="minorHAnsi"/>
+          <w:color w:val="5B9BD5" w:themeColor="accent5"/>
+          <w:kern w:val="0"/>
+          <w14:ligatures w14:val="none"/>
+        </w:rPr>
+        <w:br/>
+      </w:r>
+      <w:r>
+        <w:rPr>
+          <w:rFonts w:ascii="Bookman Old Style" w:eastAsia="Times New Roman" w:hAnsi="Bookman Old Style" w:cstheme="minorHAnsi"/>
+          <w:color w:val="5B9BD5" w:themeColor="accent5"/>
+          <w:kern w:val="0"/>
+          <w14:ligatures w14:val="none"/>
+        </w:rPr>
+        <w:t>your mighty scepter.</w:t>
+      </w:r>
+      <w:r>
+        <w:rPr>
+          <w:rFonts w:ascii="Bookman Old Style" w:eastAsia="Times New Roman" w:hAnsi="Bookman Old Style" w:cstheme="minorHAnsi"/>
+          <w:color w:val="5B9BD5" w:themeColor="accent5"/>
+          <w:kern w:val="0"/>
+          <w14:ligatures w14:val="none"/>
+        </w:rPr>
+        <w:br/>
+      </w:r>
+      <w:r>
+        <w:rPr>
+          <w:rFonts w:ascii="Bookman Old Style" w:eastAsia="Times New Roman" w:hAnsi="Bookman Old Style" w:cstheme="minorHAnsi"/>
+          <w:color w:val="5B9BD5" w:themeColor="accent5"/>
+          <w:kern w:val="0"/>
+          <w14:ligatures w14:val="none"/>
+        </w:rPr>
+        <w:t>Rule in the midst of your enemies!</w:t>
+      </w:r>
+      <w:r>
+        <w:rPr>
+          <w:rFonts w:ascii="Bookman Old Style" w:eastAsia="Times New Roman" w:hAnsi="Bookman Old Style" w:cstheme="minorHAnsi"/>
+          <w:color w:val="5B9BD5" w:themeColor="accent5"/>
+          <w:kern w:val="0"/>
+          <w14:ligatures w14:val="none"/>
+        </w:rPr>
+        <w:br/>
+      </w:r>
+      <w:r>
+        <w:rPr>
+          <w:rFonts w:ascii="Bookman Old Style" w:eastAsia="Times New Roman" w:hAnsi="Bookman Old Style" w:cstheme="minorHAnsi"/>
+          <w:color w:val="5B9BD5" w:themeColor="accent5"/>
+          <w:kern w:val="0"/>
+          <w14:ligatures w14:val="none"/>
+        </w:rPr>
+        <w:t>Your people will offer themselves freely on the day of your power,</w:t>
+      </w:r>
+      <w:r>
+        <w:rPr>
+          <w:rFonts w:ascii="Bookman Old Style" w:eastAsia="Times New Roman" w:hAnsi="Bookman Old Style" w:cstheme="minorHAnsi"/>
+          <w:color w:val="5B9BD5" w:themeColor="accent5"/>
+          <w:kern w:val="0"/>
+          <w14:ligatures w14:val="none"/>
+        </w:rPr>
+        <w:br/>
+      </w:r>
+      <w:r>
+        <w:rPr>
+          <w:rFonts w:ascii="Bookman Old Style" w:eastAsia="Times New Roman" w:hAnsi="Bookman Old Style" w:cstheme="minorHAnsi"/>
+          <w:color w:val="5B9BD5" w:themeColor="accent5"/>
+          <w:kern w:val="0"/>
+          <w14:ligatures w14:val="none"/>
+        </w:rPr>
+        <w:t>in holy garments;</w:t>
+      </w:r>
+      <w:r>
+        <w:rPr>
+          <w:rFonts w:ascii="Bookman Old Style" w:eastAsia="Times New Roman" w:hAnsi="Bookman Old Style" w:cstheme="minorHAnsi"/>
+          <w:color w:val="5B9BD5" w:themeColor="accent5"/>
+          <w:kern w:val="0"/>
+          <w14:ligatures w14:val="none"/>
+        </w:rPr>
+        <w:br/>
+      </w:r>
+      <w:r>
+        <w:rPr>
+          <w:rFonts w:ascii="Bookman Old Style" w:eastAsia="Times New Roman" w:hAnsi="Bookman Old Style" w:cstheme="minorHAnsi"/>
+          <w:color w:val="5B9BD5" w:themeColor="accent5"/>
+          <w:kern w:val="0"/>
+          <w14:ligatures w14:val="none"/>
+        </w:rPr>
+        <w:t>from the womb of the morning,</w:t>
+      </w:r>
+      <w:r>
+        <w:rPr>
+          <w:rFonts w:ascii="Bookman Old Style" w:eastAsia="Times New Roman" w:hAnsi="Bookman Old Style" w:cstheme="minorHAnsi"/>
+          <w:color w:val="5B9BD5" w:themeColor="accent5"/>
+          <w:kern w:val="0"/>
+          <w14:ligatures w14:val="none"/>
+        </w:rPr>
+        <w:br/>
+      </w:r>
+      <w:r>
+        <w:rPr>
+          <w:rFonts w:ascii="Bookman Old Style" w:eastAsia="Times New Roman" w:hAnsi="Bookman Old Style" w:cstheme="minorHAnsi"/>
+          <w:color w:val="5B9BD5" w:themeColor="accent5"/>
+          <w:kern w:val="0"/>
+          <w14:ligatures w14:val="none"/>
+        </w:rPr>
+        <w:t xml:space="preserve">the dew of your youth will be yours. </w:t>
+      </w:r>
+      <w:r>
+        <w:rPr>
+          <w:rFonts w:ascii="Bookman Old Style" w:eastAsia="Times New Roman" w:hAnsi="Bookman Old Style" w:cstheme="minorHAnsi"/>
+          <w:color w:val="5B9BD5" w:themeColor="accent5"/>
+          <w:kern w:val="0"/>
+          <w14:ligatures w14:val="none"/>
+        </w:rPr>
+        <w:br/>
+      </w:r>
+      <w:r>
+        <w:rPr>
+          <w:rFonts w:ascii="Bookman Old Style" w:eastAsia="Times New Roman" w:hAnsi="Bookman Old Style" w:cstheme="minorHAnsi"/>
+          <w:color w:val="5B9BD5" w:themeColor="accent5"/>
+          <w:kern w:val="0"/>
+          <w14:ligatures w14:val="none"/>
+        </w:rPr>
+        <w:t>The Lord has sworn</w:t>
+      </w:r>
+      <w:r>
+        <w:rPr>
+          <w:rFonts w:ascii="Bookman Old Style" w:eastAsia="Times New Roman" w:hAnsi="Bookman Old Style" w:cstheme="minorHAnsi"/>
+          <w:color w:val="5B9BD5" w:themeColor="accent5"/>
+          <w:kern w:val="0"/>
+          <w14:ligatures w14:val="none"/>
+        </w:rPr>
+        <w:br/>
+      </w:r>
+      <w:r>
+        <w:rPr>
+          <w:rFonts w:ascii="Bookman Old Style" w:eastAsia="Times New Roman" w:hAnsi="Bookman Old Style" w:cstheme="minorHAnsi"/>
+          <w:color w:val="5B9BD5" w:themeColor="accent5"/>
+          <w:kern w:val="0"/>
+          <w14:ligatures w14:val="none"/>
+        </w:rPr>
+        <w:t>and will not change his mind,</w:t>
+      </w:r>
+      <w:r>
+        <w:rPr>
+          <w:rFonts w:ascii="Bookman Old Style" w:eastAsia="Times New Roman" w:hAnsi="Bookman Old Style" w:cstheme="minorHAnsi"/>
+          <w:color w:val="5B9BD5" w:themeColor="accent5"/>
+          <w:kern w:val="0"/>
+          <w14:ligatures w14:val="none"/>
+        </w:rPr>
+        <w:br/>
+      </w:r>
+      <w:r>
+        <w:rPr>
+          <w:rFonts w:ascii="Bookman Old Style" w:eastAsia="Times New Roman" w:hAnsi="Bookman Old Style" w:cstheme="minorHAnsi"/>
+          <w:color w:val="5B9BD5" w:themeColor="accent5"/>
+          <w:kern w:val="0"/>
+          <w14:ligatures w14:val="none"/>
+        </w:rPr>
+        <w:t>“You are a priest forever</w:t>
+      </w:r>
+      <w:r>
+        <w:rPr>
+          <w:rFonts w:ascii="Bookman Old Style" w:eastAsia="Times New Roman" w:hAnsi="Bookman Old Style" w:cstheme="minorHAnsi"/>
+          <w:color w:val="5B9BD5" w:themeColor="accent5"/>
+          <w:kern w:val="0"/>
+          <w14:ligatures w14:val="none"/>
+        </w:rPr>
+        <w:br/>
+      </w:r>
+      <w:r>
+        <w:rPr>
+          <w:rFonts w:ascii="Bookman Old Style" w:eastAsia="Times New Roman" w:hAnsi="Bookman Old Style" w:cstheme="minorHAnsi"/>
+          <w:color w:val="5B9BD5" w:themeColor="accent5"/>
+          <w:kern w:val="0"/>
+          <w14:ligatures w14:val="none"/>
+        </w:rPr>
+        <w:t>after the order of Melchizedek.”</w:t>
       </w:r>
     </w:p>
     <w:p>
@@ -3360,107 +3546,146 @@
         <w:spacing w:before="100" w:beforeAutospacing="1" w:after="100" w:afterAutospacing="1" w:line="240" w:lineRule="auto"/>
         <w:rPr>
           <w:rFonts w:ascii="Bookman Old Style" w:eastAsia="Times New Roman" w:hAnsi="Bookman Old Style" w:cstheme="minorHAnsi"/>
-          <w:kern w:val="0"/>
-          <w14:ligatures w14:val="none"/>
-        </w:rPr>
-      </w:pPr>
-      <w:r>
-        <w:rPr>
-          <w:rFonts w:ascii="Bookman Old Style" w:eastAsia="Times New Roman" w:hAnsi="Bookman Old Style" w:cstheme="minorHAnsi"/>
-          <w:kern w:val="0"/>
-          <w14:ligatures w14:val="none"/>
-        </w:rPr>
-        <w:t>E</w:t>
-      </w:r>
-      <w:r>
-        <w:rPr>
-          <w:rFonts w:ascii="Bookman Old Style" w:eastAsia="Times New Roman" w:hAnsi="Bookman Old Style" w:cstheme="minorHAnsi"/>
-          <w:kern w:val="0"/>
-          <w14:ligatures w14:val="none"/>
-        </w:rPr>
-        <w:t>ven when men of authority</w:t>
-      </w:r>
-      <w:r>
-        <w:rPr>
-          <w:rFonts w:ascii="Bookman Old Style" w:eastAsia="Times New Roman" w:hAnsi="Bookman Old Style" w:cstheme="minorHAnsi"/>
-          <w:kern w:val="0"/>
-          <w14:ligatures w14:val="none"/>
-        </w:rPr>
-        <w:br/>
-      </w:r>
-      <w:r>
-        <w:rPr>
-          <w:rFonts w:ascii="Bookman Old Style" w:eastAsia="Times New Roman" w:hAnsi="Bookman Old Style" w:cstheme="minorHAnsi"/>
-          <w:kern w:val="0"/>
-          <w14:ligatures w14:val="none"/>
-        </w:rPr>
-        <w:t>are replaced in their roles by their sons,</w:t>
-      </w:r>
-      <w:r>
-        <w:rPr>
-          <w:rFonts w:ascii="Bookman Old Style" w:eastAsia="Times New Roman" w:hAnsi="Bookman Old Style" w:cstheme="minorHAnsi"/>
-          <w:kern w:val="0"/>
-          <w14:ligatures w14:val="none"/>
-        </w:rPr>
-        <w:br/>
-        <w:t>the common theme of respect for elders</w:t>
-      </w:r>
-      <w:r>
-        <w:rPr>
-          <w:rFonts w:ascii="Bookman Old Style" w:eastAsia="Times New Roman" w:hAnsi="Bookman Old Style" w:cstheme="minorHAnsi"/>
-          <w:kern w:val="0"/>
-          <w14:ligatures w14:val="none"/>
-        </w:rPr>
-        <w:br/>
-      </w:r>
-      <w:r>
-        <w:rPr>
-          <w:rFonts w:ascii="Bookman Old Style" w:eastAsia="Times New Roman" w:hAnsi="Bookman Old Style" w:cstheme="minorHAnsi"/>
-          <w:kern w:val="0"/>
-          <w14:ligatures w14:val="none"/>
-        </w:rPr>
-        <w:t>makes it awkward to refer to a descendant</w:t>
-      </w:r>
-      <w:r>
-        <w:rPr>
-          <w:rFonts w:ascii="Bookman Old Style" w:eastAsia="Times New Roman" w:hAnsi="Bookman Old Style" w:cstheme="minorHAnsi"/>
-          <w:kern w:val="0"/>
-          <w14:ligatures w14:val="none"/>
-        </w:rPr>
-        <w:br/>
-        <w:t>with th</w:t>
-      </w:r>
-      <w:r>
-        <w:rPr>
-          <w:rFonts w:ascii="Bookman Old Style" w:eastAsia="Times New Roman" w:hAnsi="Bookman Old Style" w:cstheme="minorHAnsi"/>
-          <w:kern w:val="0"/>
-          <w14:ligatures w14:val="none"/>
-        </w:rPr>
-        <w:t>is</w:t>
-      </w:r>
-      <w:r>
-        <w:rPr>
-          <w:rFonts w:ascii="Bookman Old Style" w:eastAsia="Times New Roman" w:hAnsi="Bookman Old Style" w:cstheme="minorHAnsi"/>
-          <w:kern w:val="0"/>
-          <w14:ligatures w14:val="none"/>
-        </w:rPr>
-        <w:t xml:space="preserve"> kind of reverent, honorific language</w:t>
-      </w:r>
-      <w:r>
-        <w:rPr>
-          <w:rFonts w:ascii="Bookman Old Style" w:eastAsia="Times New Roman" w:hAnsi="Bookman Old Style" w:cstheme="minorHAnsi"/>
-          <w:kern w:val="0"/>
-          <w14:ligatures w14:val="none"/>
-        </w:rPr>
-        <w:br/>
-      </w:r>
-      <w:r>
-        <w:rPr>
-          <w:rFonts w:ascii="Bookman Old Style" w:eastAsia="Times New Roman" w:hAnsi="Bookman Old Style" w:cstheme="minorHAnsi"/>
-          <w:kern w:val="0"/>
-          <w14:ligatures w14:val="none"/>
-        </w:rPr>
-        <w:t>that the Bible reserves for the persons of the Trinity.</w:t>
+          <w:color w:val="5B9BD5" w:themeColor="accent5"/>
+          <w:kern w:val="0"/>
+          <w14:ligatures w14:val="none"/>
+        </w:rPr>
+      </w:pPr>
+      <w:r>
+        <w:rPr>
+          <w:rFonts w:ascii="Bookman Old Style" w:eastAsia="Times New Roman" w:hAnsi="Bookman Old Style" w:cstheme="minorHAnsi"/>
+          <w:color w:val="5B9BD5" w:themeColor="accent5"/>
+          <w:kern w:val="0"/>
+          <w14:ligatures w14:val="none"/>
+        </w:rPr>
+        <w:lastRenderedPageBreak/>
+        <w:t>The Lord is at your right hand;</w:t>
+      </w:r>
+      <w:r>
+        <w:rPr>
+          <w:rFonts w:ascii="Bookman Old Style" w:eastAsia="Times New Roman" w:hAnsi="Bookman Old Style" w:cstheme="minorHAnsi"/>
+          <w:color w:val="5B9BD5" w:themeColor="accent5"/>
+          <w:kern w:val="0"/>
+          <w14:ligatures w14:val="none"/>
+        </w:rPr>
+        <w:br/>
+      </w:r>
+      <w:r>
+        <w:rPr>
+          <w:rFonts w:ascii="Bookman Old Style" w:eastAsia="Times New Roman" w:hAnsi="Bookman Old Style" w:cstheme="minorHAnsi"/>
+          <w:color w:val="5B9BD5" w:themeColor="accent5"/>
+          <w:kern w:val="0"/>
+          <w14:ligatures w14:val="none"/>
+        </w:rPr>
+        <w:t>he will shatter kings on the day of his wrath.</w:t>
+      </w:r>
+      <w:r>
+        <w:rPr>
+          <w:rFonts w:ascii="Bookman Old Style" w:eastAsia="Times New Roman" w:hAnsi="Bookman Old Style" w:cstheme="minorHAnsi"/>
+          <w:color w:val="5B9BD5" w:themeColor="accent5"/>
+          <w:kern w:val="0"/>
+          <w14:ligatures w14:val="none"/>
+        </w:rPr>
+        <w:br/>
+      </w:r>
+      <w:r>
+        <w:rPr>
+          <w:rFonts w:ascii="Bookman Old Style" w:eastAsia="Times New Roman" w:hAnsi="Bookman Old Style" w:cstheme="minorHAnsi"/>
+          <w:color w:val="5B9BD5" w:themeColor="accent5"/>
+          <w:kern w:val="0"/>
+          <w14:ligatures w14:val="none"/>
+        </w:rPr>
+        <w:t>He will execute judgment among the nations,</w:t>
+      </w:r>
+      <w:r>
+        <w:rPr>
+          <w:rFonts w:ascii="Bookman Old Style" w:eastAsia="Times New Roman" w:hAnsi="Bookman Old Style" w:cstheme="minorHAnsi"/>
+          <w:color w:val="5B9BD5" w:themeColor="accent5"/>
+          <w:kern w:val="0"/>
+          <w14:ligatures w14:val="none"/>
+        </w:rPr>
+        <w:br/>
+      </w:r>
+      <w:r>
+        <w:rPr>
+          <w:rFonts w:ascii="Bookman Old Style" w:eastAsia="Times New Roman" w:hAnsi="Bookman Old Style" w:cstheme="minorHAnsi"/>
+          <w:color w:val="5B9BD5" w:themeColor="accent5"/>
+          <w:kern w:val="0"/>
+          <w14:ligatures w14:val="none"/>
+        </w:rPr>
+        <w:t>filling them with corpses;</w:t>
+      </w:r>
+      <w:r>
+        <w:rPr>
+          <w:rFonts w:ascii="Bookman Old Style" w:eastAsia="Times New Roman" w:hAnsi="Bookman Old Style" w:cstheme="minorHAnsi"/>
+          <w:color w:val="5B9BD5" w:themeColor="accent5"/>
+          <w:kern w:val="0"/>
+          <w14:ligatures w14:val="none"/>
+        </w:rPr>
+        <w:br/>
+      </w:r>
+      <w:r>
+        <w:rPr>
+          <w:rFonts w:ascii="Bookman Old Style" w:eastAsia="Times New Roman" w:hAnsi="Bookman Old Style" w:cstheme="minorHAnsi"/>
+          <w:color w:val="5B9BD5" w:themeColor="accent5"/>
+          <w:kern w:val="0"/>
+          <w14:ligatures w14:val="none"/>
+        </w:rPr>
+        <w:t>he will shatter chiefs</w:t>
+      </w:r>
+      <w:r>
+        <w:rPr>
+          <w:rFonts w:ascii="Bookman Old Style" w:eastAsia="Times New Roman" w:hAnsi="Bookman Old Style" w:cstheme="minorHAnsi"/>
+          <w:color w:val="5B9BD5" w:themeColor="accent5"/>
+          <w:kern w:val="0"/>
+          <w14:ligatures w14:val="none"/>
+        </w:rPr>
+        <w:br/>
+      </w:r>
+      <w:r>
+        <w:rPr>
+          <w:rFonts w:ascii="Bookman Old Style" w:eastAsia="Times New Roman" w:hAnsi="Bookman Old Style" w:cstheme="minorHAnsi"/>
+          <w:color w:val="5B9BD5" w:themeColor="accent5"/>
+          <w:kern w:val="0"/>
+          <w14:ligatures w14:val="none"/>
+        </w:rPr>
+        <w:t>over the wide earth.</w:t>
+      </w:r>
+      <w:r>
+        <w:rPr>
+          <w:rFonts w:ascii="Bookman Old Style" w:eastAsia="Times New Roman" w:hAnsi="Bookman Old Style" w:cstheme="minorHAnsi"/>
+          <w:color w:val="5B9BD5" w:themeColor="accent5"/>
+          <w:kern w:val="0"/>
+          <w14:ligatures w14:val="none"/>
+        </w:rPr>
+        <w:br/>
+      </w:r>
+      <w:r>
+        <w:rPr>
+          <w:rFonts w:ascii="Bookman Old Style" w:eastAsia="Times New Roman" w:hAnsi="Bookman Old Style" w:cstheme="minorHAnsi"/>
+          <w:color w:val="5B9BD5" w:themeColor="accent5"/>
+          <w:kern w:val="0"/>
+          <w14:ligatures w14:val="none"/>
+        </w:rPr>
+        <w:t>He will drink from the brook by the way;</w:t>
+      </w:r>
+      <w:r>
+        <w:rPr>
+          <w:rFonts w:ascii="Bookman Old Style" w:eastAsia="Times New Roman" w:hAnsi="Bookman Old Style" w:cstheme="minorHAnsi"/>
+          <w:color w:val="5B9BD5" w:themeColor="accent5"/>
+          <w:kern w:val="0"/>
+          <w14:ligatures w14:val="none"/>
+        </w:rPr>
+        <w:br/>
+      </w:r>
+      <w:r>
+        <w:rPr>
+          <w:rFonts w:ascii="Bookman Old Style" w:eastAsia="Times New Roman" w:hAnsi="Bookman Old Style" w:cstheme="minorHAnsi"/>
+          <w:color w:val="5B9BD5" w:themeColor="accent5"/>
+          <w:kern w:val="0"/>
+          <w14:ligatures w14:val="none"/>
+        </w:rPr>
+        <w:t>therefore he will lift up his head.</w:t>
       </w:r>
     </w:p>
     <w:p>
@@ -3478,32 +3703,95 @@
           <w:kern w:val="0"/>
           <w14:ligatures w14:val="none"/>
         </w:rPr>
-        <w:t>This also follows logically</w:t>
-      </w:r>
-      <w:r>
-        <w:rPr>
-          <w:rFonts w:ascii="Bookman Old Style" w:eastAsia="Times New Roman" w:hAnsi="Bookman Old Style" w:cstheme="minorHAnsi"/>
-          <w:kern w:val="0"/>
-          <w14:ligatures w14:val="none"/>
-        </w:rPr>
-        <w:br/>
-        <w:t>according to its use</w:t>
-      </w:r>
-      <w:r>
-        <w:rPr>
-          <w:rFonts w:ascii="Bookman Old Style" w:eastAsia="Times New Roman" w:hAnsi="Bookman Old Style" w:cstheme="minorHAnsi"/>
-          <w:kern w:val="0"/>
-          <w14:ligatures w14:val="none"/>
-        </w:rPr>
-        <w:br/>
-      </w:r>
-      <w:r>
-        <w:rPr>
-          <w:rFonts w:ascii="Bookman Old Style" w:eastAsia="Times New Roman" w:hAnsi="Bookman Old Style" w:cstheme="minorHAnsi"/>
-          <w:kern w:val="0"/>
-          <w14:ligatures w14:val="none"/>
-        </w:rPr>
-        <w:t>throughout the rest of the Hebrew Scriptures.</w:t>
+        <w:t>Looking back at v. 1,</w:t>
+      </w:r>
+      <w:r>
+        <w:rPr>
+          <w:rFonts w:ascii="Bookman Old Style" w:eastAsia="Times New Roman" w:hAnsi="Bookman Old Style" w:cstheme="minorHAnsi"/>
+          <w:kern w:val="0"/>
+          <w14:ligatures w14:val="none"/>
+        </w:rPr>
+        <w:br/>
+      </w:r>
+      <w:r>
+        <w:rPr>
+          <w:rFonts w:ascii="Bookman Old Style" w:eastAsia="Times New Roman" w:hAnsi="Bookman Old Style" w:cstheme="minorHAnsi"/>
+          <w:kern w:val="0"/>
+          <w14:ligatures w14:val="none"/>
+        </w:rPr>
+        <w:t>David says, “my Lord” —</w:t>
+      </w:r>
+      <w:r>
+        <w:rPr>
+          <w:rFonts w:ascii="Bookman Old Style" w:eastAsia="Times New Roman" w:hAnsi="Bookman Old Style" w:cstheme="minorHAnsi"/>
+          <w:kern w:val="0"/>
+          <w14:ligatures w14:val="none"/>
+        </w:rPr>
+        <w:br/>
+      </w:r>
+      <w:r>
+        <w:rPr>
+          <w:rFonts w:ascii="Bookman Old Style" w:eastAsia="Times New Roman" w:hAnsi="Bookman Old Style" w:cstheme="minorHAnsi"/>
+          <w:kern w:val="0"/>
+          <w14:ligatures w14:val="none"/>
+        </w:rPr>
+        <w:t xml:space="preserve">not a term </w:t>
+      </w:r>
+      <w:r>
+        <w:rPr>
+          <w:rFonts w:ascii="Bookman Old Style" w:eastAsia="Times New Roman" w:hAnsi="Bookman Old Style" w:cstheme="minorHAnsi"/>
+          <w:kern w:val="0"/>
+          <w14:ligatures w14:val="none"/>
+        </w:rPr>
+        <w:t>he</w:t>
+      </w:r>
+      <w:r>
+        <w:rPr>
+          <w:rFonts w:ascii="Bookman Old Style" w:eastAsia="Times New Roman" w:hAnsi="Bookman Old Style" w:cstheme="minorHAnsi"/>
+          <w:kern w:val="0"/>
+          <w14:ligatures w14:val="none"/>
+        </w:rPr>
+        <w:t xml:space="preserve"> would </w:t>
+      </w:r>
+      <w:r>
+        <w:rPr>
+          <w:rFonts w:ascii="Bookman Old Style" w:eastAsia="Times New Roman" w:hAnsi="Bookman Old Style" w:cstheme="minorHAnsi"/>
+          <w:kern w:val="0"/>
+          <w14:ligatures w14:val="none"/>
+        </w:rPr>
+        <w:t>likely use to refer to</w:t>
+      </w:r>
+      <w:r>
+        <w:rPr>
+          <w:rFonts w:ascii="Bookman Old Style" w:eastAsia="Times New Roman" w:hAnsi="Bookman Old Style" w:cstheme="minorHAnsi"/>
+          <w:kern w:val="0"/>
+          <w14:ligatures w14:val="none"/>
+        </w:rPr>
+        <w:t xml:space="preserve"> himself</w:t>
+      </w:r>
+      <w:r>
+        <w:rPr>
+          <w:rFonts w:ascii="Bookman Old Style" w:eastAsia="Times New Roman" w:hAnsi="Bookman Old Style" w:cstheme="minorHAnsi"/>
+          <w:kern w:val="0"/>
+          <w14:ligatures w14:val="none"/>
+        </w:rPr>
+        <w:br/>
+      </w:r>
+      <w:r>
+        <w:rPr>
+          <w:rFonts w:ascii="Bookman Old Style" w:eastAsia="Times New Roman" w:hAnsi="Bookman Old Style" w:cstheme="minorHAnsi"/>
+          <w:kern w:val="0"/>
+          <w14:ligatures w14:val="none"/>
+        </w:rPr>
+        <w:t>or a subordinate,</w:t>
+      </w:r>
+      <w:r>
+        <w:rPr>
+          <w:rFonts w:ascii="Bookman Old Style" w:eastAsia="Times New Roman" w:hAnsi="Bookman Old Style" w:cstheme="minorHAnsi"/>
+          <w:kern w:val="0"/>
+          <w14:ligatures w14:val="none"/>
+        </w:rPr>
+        <w:t xml:space="preserve"> or a descendent.</w:t>
       </w:r>
     </w:p>
     <w:p>
@@ -3521,7 +3809,157 @@
           <w:kern w:val="0"/>
           <w14:ligatures w14:val="none"/>
         </w:rPr>
-        <w:lastRenderedPageBreak/>
+        <w:t>E</w:t>
+      </w:r>
+      <w:r>
+        <w:rPr>
+          <w:rFonts w:ascii="Bookman Old Style" w:eastAsia="Times New Roman" w:hAnsi="Bookman Old Style" w:cstheme="minorHAnsi"/>
+          <w:kern w:val="0"/>
+          <w14:ligatures w14:val="none"/>
+        </w:rPr>
+        <w:t>ven when men of authority</w:t>
+      </w:r>
+      <w:r>
+        <w:rPr>
+          <w:rFonts w:ascii="Bookman Old Style" w:eastAsia="Times New Roman" w:hAnsi="Bookman Old Style" w:cstheme="minorHAnsi"/>
+          <w:kern w:val="0"/>
+          <w14:ligatures w14:val="none"/>
+        </w:rPr>
+        <w:br/>
+      </w:r>
+      <w:r>
+        <w:rPr>
+          <w:rFonts w:ascii="Bookman Old Style" w:eastAsia="Times New Roman" w:hAnsi="Bookman Old Style" w:cstheme="minorHAnsi"/>
+          <w:kern w:val="0"/>
+          <w14:ligatures w14:val="none"/>
+        </w:rPr>
+        <w:t>are replaced in their roles by their sons,</w:t>
+      </w:r>
+      <w:r>
+        <w:rPr>
+          <w:rFonts w:ascii="Bookman Old Style" w:eastAsia="Times New Roman" w:hAnsi="Bookman Old Style" w:cstheme="minorHAnsi"/>
+          <w:kern w:val="0"/>
+          <w14:ligatures w14:val="none"/>
+        </w:rPr>
+        <w:br/>
+        <w:t>the common theme of respect for elders</w:t>
+      </w:r>
+      <w:r>
+        <w:rPr>
+          <w:rFonts w:ascii="Bookman Old Style" w:eastAsia="Times New Roman" w:hAnsi="Bookman Old Style" w:cstheme="minorHAnsi"/>
+          <w:kern w:val="0"/>
+          <w14:ligatures w14:val="none"/>
+        </w:rPr>
+        <w:br/>
+      </w:r>
+      <w:r>
+        <w:rPr>
+          <w:rFonts w:ascii="Bookman Old Style" w:eastAsia="Times New Roman" w:hAnsi="Bookman Old Style" w:cstheme="minorHAnsi"/>
+          <w:kern w:val="0"/>
+          <w14:ligatures w14:val="none"/>
+        </w:rPr>
+        <w:t>makes it awkward to refer to a descendant</w:t>
+      </w:r>
+      <w:r>
+        <w:rPr>
+          <w:rFonts w:ascii="Bookman Old Style" w:eastAsia="Times New Roman" w:hAnsi="Bookman Old Style" w:cstheme="minorHAnsi"/>
+          <w:kern w:val="0"/>
+          <w14:ligatures w14:val="none"/>
+        </w:rPr>
+        <w:br/>
+        <w:t>with th</w:t>
+      </w:r>
+      <w:r>
+        <w:rPr>
+          <w:rFonts w:ascii="Bookman Old Style" w:eastAsia="Times New Roman" w:hAnsi="Bookman Old Style" w:cstheme="minorHAnsi"/>
+          <w:kern w:val="0"/>
+          <w14:ligatures w14:val="none"/>
+        </w:rPr>
+        <w:t>is</w:t>
+      </w:r>
+      <w:r>
+        <w:rPr>
+          <w:rFonts w:ascii="Bookman Old Style" w:eastAsia="Times New Roman" w:hAnsi="Bookman Old Style" w:cstheme="minorHAnsi"/>
+          <w:kern w:val="0"/>
+          <w14:ligatures w14:val="none"/>
+        </w:rPr>
+        <w:t xml:space="preserve"> kind of reverent, honorific language</w:t>
+      </w:r>
+      <w:r>
+        <w:rPr>
+          <w:rFonts w:ascii="Bookman Old Style" w:eastAsia="Times New Roman" w:hAnsi="Bookman Old Style" w:cstheme="minorHAnsi"/>
+          <w:kern w:val="0"/>
+          <w14:ligatures w14:val="none"/>
+        </w:rPr>
+        <w:br/>
+      </w:r>
+      <w:r>
+        <w:rPr>
+          <w:rFonts w:ascii="Bookman Old Style" w:eastAsia="Times New Roman" w:hAnsi="Bookman Old Style" w:cstheme="minorHAnsi"/>
+          <w:kern w:val="0"/>
+          <w14:ligatures w14:val="none"/>
+        </w:rPr>
+        <w:t>that the Bible reserves for the persons of the Trinity.</w:t>
+      </w:r>
+    </w:p>
+    <w:p>
+      <w:pPr>
+        <w:spacing w:before="100" w:beforeAutospacing="1" w:after="100" w:afterAutospacing="1" w:line="240" w:lineRule="auto"/>
+        <w:rPr>
+          <w:rFonts w:ascii="Bookman Old Style" w:eastAsia="Times New Roman" w:hAnsi="Bookman Old Style" w:cstheme="minorHAnsi"/>
+          <w:kern w:val="0"/>
+          <w14:ligatures w14:val="none"/>
+        </w:rPr>
+      </w:pPr>
+      <w:r>
+        <w:rPr>
+          <w:rFonts w:ascii="Bookman Old Style" w:eastAsia="Times New Roman" w:hAnsi="Bookman Old Style" w:cstheme="minorHAnsi"/>
+          <w:kern w:val="0"/>
+          <w14:ligatures w14:val="none"/>
+        </w:rPr>
+        <w:t>This also follows logically</w:t>
+      </w:r>
+      <w:r>
+        <w:rPr>
+          <w:rFonts w:ascii="Bookman Old Style" w:eastAsia="Times New Roman" w:hAnsi="Bookman Old Style" w:cstheme="minorHAnsi"/>
+          <w:kern w:val="0"/>
+          <w14:ligatures w14:val="none"/>
+        </w:rPr>
+        <w:br/>
+        <w:t>according to its use</w:t>
+      </w:r>
+      <w:r>
+        <w:rPr>
+          <w:rFonts w:ascii="Bookman Old Style" w:eastAsia="Times New Roman" w:hAnsi="Bookman Old Style" w:cstheme="minorHAnsi"/>
+          <w:kern w:val="0"/>
+          <w14:ligatures w14:val="none"/>
+        </w:rPr>
+        <w:br/>
+      </w:r>
+      <w:r>
+        <w:rPr>
+          <w:rFonts w:ascii="Bookman Old Style" w:eastAsia="Times New Roman" w:hAnsi="Bookman Old Style" w:cstheme="minorHAnsi"/>
+          <w:kern w:val="0"/>
+          <w14:ligatures w14:val="none"/>
+        </w:rPr>
+        <w:t>throughout the rest of the Hebrew Scriptures.</w:t>
+      </w:r>
+    </w:p>
+    <w:p>
+      <w:pPr>
+        <w:spacing w:before="100" w:beforeAutospacing="1" w:after="100" w:afterAutospacing="1" w:line="240" w:lineRule="auto"/>
+        <w:rPr>
+          <w:rFonts w:ascii="Bookman Old Style" w:eastAsia="Times New Roman" w:hAnsi="Bookman Old Style" w:cstheme="minorHAnsi"/>
+          <w:kern w:val="0"/>
+          <w14:ligatures w14:val="none"/>
+        </w:rPr>
+      </w:pPr>
+      <w:r>
+        <w:rPr>
+          <w:rFonts w:ascii="Bookman Old Style" w:eastAsia="Times New Roman" w:hAnsi="Bookman Old Style" w:cstheme="minorHAnsi"/>
+          <w:kern w:val="0"/>
+          <w14:ligatures w14:val="none"/>
+        </w:rPr>
         <w:t>Sitting at the right hand of God</w:t>
       </w:r>
       <w:r>
@@ -3893,6 +4331,7 @@
           <w:kern w:val="0"/>
           <w14:ligatures w14:val="none"/>
         </w:rPr>
+        <w:lastRenderedPageBreak/>
         <w:t>If you’ve never thought much of the superscript</w:t>
       </w:r>
       <w:r>
@@ -4254,14 +4693,6 @@
           <w14:ligatures w14:val="none"/>
         </w:rPr>
         <w:br/>
-      </w:r>
-      <w:r>
-        <w:rPr>
-          <w:rFonts w:ascii="Bookman Old Style" w:eastAsia="Times New Roman" w:hAnsi="Bookman Old Style" w:cstheme="minorHAnsi"/>
-          <w:kern w:val="0"/>
-          <w14:ligatures w14:val="none"/>
-        </w:rPr>
-        <w:lastRenderedPageBreak/>
         <w:t>and the mental gymnastics</w:t>
       </w:r>
       <w:r>
@@ -4500,6 +4931,7 @@
         <w:rPr>
           <w:rFonts w:ascii="Bookman Old Style" w:hAnsi="Bookman Old Style" w:cstheme="minorHAnsi"/>
         </w:rPr>
+        <w:lastRenderedPageBreak/>
         <w:t>May the Lord bless you</w:t>
       </w:r>
       <w:r>
@@ -4520,11 +4952,61 @@
 </w:document>
 </file>
 
+<file path=word/endnotes.xml><?xml version="1.0" encoding="utf-8"?>
+<w:endnotes xmlns:wpc="http://schemas.microsoft.com/office/word/2010/wordprocessingCanvas" xmlns:cx="http://schemas.microsoft.com/office/drawing/2014/chartex" xmlns:cx1="http://schemas.microsoft.com/office/drawing/2015/9/8/chartex" xmlns:cx2="http://schemas.microsoft.com/office/drawing/2015/10/21/chartex" xmlns:cx3="http://schemas.microsoft.com/office/drawing/2016/5/9/chartex" xmlns:cx4="http://schemas.microsoft.com/office/drawing/2016/5/10/chartex" xmlns:cx5="http://schemas.microsoft.com/office/drawing/2016/5/11/chartex" xmlns:cx6="http://schemas.microsoft.com/office/drawing/2016/5/12/chartex" xmlns:cx7="http://schemas.microsoft.com/office/drawing/2016/5/13/chartex" xmlns:cx8="http://schemas.microsoft.com/office/drawing/2016/5/14/chartex" xmlns:mc="http://schemas.openxmlformats.org/markup-compatibility/2006" xmlns:aink="http://schemas.microsoft.com/office/drawing/2016/ink" xmlns:am3d="http://schemas.microsoft.com/office/drawing/2017/model3d" xmlns:o="urn:schemas-microsoft-com:office:office" xmlns:oel="http://schemas.microsoft.com/office/2019/extlst" xmlns:r="http://schemas.openxmlformats.org/officeDocument/2006/relationships" xmlns:m="http://schemas.openxmlformats.org/officeDocument/2006/math" xmlns:v="urn:schemas-microsoft-com:vml" xmlns:wp14="http://schemas.microsoft.com/office/word/2010/wordprocessingDrawing" xmlns:wp="http://schemas.openxmlformats.org/drawingml/2006/wordprocessingDrawing" xmlns:w10="urn:schemas-microsoft-com:office:word" xmlns:w="http://schemas.openxmlformats.org/wordprocessingml/2006/main" xmlns:w14="http://schemas.microsoft.com/office/word/2010/wordml" xmlns:w15="http://schemas.microsoft.com/office/word/2012/wordml" xmlns:w16cex="http://schemas.microsoft.com/office/word/2018/wordml/cex" xmlns:w16cid="http://schemas.microsoft.com/office/word/2016/wordml/cid" xmlns:w16="http://schemas.microsoft.com/office/word/2018/wordml" xmlns:w16du="http://schemas.microsoft.com/office/word/2023/wordml/word16du" xmlns:w16sdtdh="http://schemas.microsoft.com/office/word/2020/wordml/sdtdatahash" xmlns:w16sdtfl="http://schemas.microsoft.com/office/word/2024/wordml/sdtformatlock" xmlns:w16se="http://schemas.microsoft.com/office/word/2015/wordml/symex" xmlns:wpg="http://schemas.microsoft.com/office/word/2010/wordprocessingGroup" xmlns:wpi="http://schemas.microsoft.com/office/word/2010/wordprocessingInk" xmlns:wne="http://schemas.microsoft.com/office/word/2006/wordml" xmlns:wps="http://schemas.microsoft.com/office/word/2010/wordprocessingShape" mc:Ignorable="w14 w15 w16se w16cid w16 w16cex w16sdtdh w16sdtfl w16du wp14">
+  <w:endnote w:type="separator" w:id="-1">
+    <w:p>
+      <w:pPr>
+        <w:spacing w:after="0" w:line="240" w:lineRule="auto"/>
+      </w:pPr>
+      <w:r>
+        <w:separator/>
+      </w:r>
+    </w:p>
+  </w:endnote>
+  <w:endnote w:type="continuationSeparator" w:id="0">
+    <w:p>
+      <w:pPr>
+        <w:spacing w:after="0" w:line="240" w:lineRule="auto"/>
+      </w:pPr>
+      <w:r>
+        <w:continuationSeparator/>
+      </w:r>
+    </w:p>
+  </w:endnote>
+</w:endnotes>
+</file>
+
+<file path=word/footnotes.xml><?xml version="1.0" encoding="utf-8"?>
+<w:footnotes xmlns:wpc="http://schemas.microsoft.com/office/word/2010/wordprocessingCanvas" xmlns:cx="http://schemas.microsoft.com/office/drawing/2014/chartex" xmlns:cx1="http://schemas.microsoft.com/office/drawing/2015/9/8/chartex" xmlns:cx2="http://schemas.microsoft.com/office/drawing/2015/10/21/chartex" xmlns:cx3="http://schemas.microsoft.com/office/drawing/2016/5/9/chartex" xmlns:cx4="http://schemas.microsoft.com/office/drawing/2016/5/10/chartex" xmlns:cx5="http://schemas.microsoft.com/office/drawing/2016/5/11/chartex" xmlns:cx6="http://schemas.microsoft.com/office/drawing/2016/5/12/chartex" xmlns:cx7="http://schemas.microsoft.com/office/drawing/2016/5/13/chartex" xmlns:cx8="http://schemas.microsoft.com/office/drawing/2016/5/14/chartex" xmlns:mc="http://schemas.openxmlformats.org/markup-compatibility/2006" xmlns:aink="http://schemas.microsoft.com/office/drawing/2016/ink" xmlns:am3d="http://schemas.microsoft.com/office/drawing/2017/model3d" xmlns:o="urn:schemas-microsoft-com:office:office" xmlns:oel="http://schemas.microsoft.com/office/2019/extlst" xmlns:r="http://schemas.openxmlformats.org/officeDocument/2006/relationships" xmlns:m="http://schemas.openxmlformats.org/officeDocument/2006/math" xmlns:v="urn:schemas-microsoft-com:vml" xmlns:wp14="http://schemas.microsoft.com/office/word/2010/wordprocessingDrawing" xmlns:wp="http://schemas.openxmlformats.org/drawingml/2006/wordprocessingDrawing" xmlns:w10="urn:schemas-microsoft-com:office:word" xmlns:w="http://schemas.openxmlformats.org/wordprocessingml/2006/main" xmlns:w14="http://schemas.microsoft.com/office/word/2010/wordml" xmlns:w15="http://schemas.microsoft.com/office/word/2012/wordml" xmlns:w16cex="http://schemas.microsoft.com/office/word/2018/wordml/cex" xmlns:w16cid="http://schemas.microsoft.com/office/word/2016/wordml/cid" xmlns:w16="http://schemas.microsoft.com/office/word/2018/wordml" xmlns:w16du="http://schemas.microsoft.com/office/word/2023/wordml/word16du" xmlns:w16sdtdh="http://schemas.microsoft.com/office/word/2020/wordml/sdtdatahash" xmlns:w16sdtfl="http://schemas.microsoft.com/office/word/2024/wordml/sdtformatlock" xmlns:w16se="http://schemas.microsoft.com/office/word/2015/wordml/symex" xmlns:wpg="http://schemas.microsoft.com/office/word/2010/wordprocessingGroup" xmlns:wpi="http://schemas.microsoft.com/office/word/2010/wordprocessingInk" xmlns:wne="http://schemas.microsoft.com/office/word/2006/wordml" xmlns:wps="http://schemas.microsoft.com/office/word/2010/wordprocessingShape" mc:Ignorable="w14 w15 w16se w16cid w16 w16cex w16sdtdh w16sdtfl w16du wp14">
+  <w:footnote w:type="separator" w:id="-1">
+    <w:p>
+      <w:pPr>
+        <w:spacing w:after="0" w:line="240" w:lineRule="auto"/>
+      </w:pPr>
+      <w:r>
+        <w:separator/>
+      </w:r>
+    </w:p>
+  </w:footnote>
+  <w:footnote w:type="continuationSeparator" w:id="0">
+    <w:p>
+      <w:pPr>
+        <w:spacing w:after="0" w:line="240" w:lineRule="auto"/>
+      </w:pPr>
+      <w:r>
+        <w:continuationSeparator/>
+      </w:r>
+    </w:p>
+  </w:footnote>
+</w:footnotes>
+</file>
+
 <file path=word/numbering.xml><?xml version="1.0" encoding="utf-8"?>
 <w:numbering xmlns:wpc="http://schemas.microsoft.com/office/word/2010/wordprocessingCanvas" xmlns:cx="http://schemas.microsoft.com/office/drawing/2014/chartex" xmlns:cx1="http://schemas.microsoft.com/office/drawing/2015/9/8/chartex" xmlns:cx2="http://schemas.microsoft.com/office/drawing/2015/10/21/chartex" xmlns:cx3="http://schemas.microsoft.com/office/drawing/2016/5/9/chartex" xmlns:cx4="http://schemas.microsoft.com/office/drawing/2016/5/10/chartex" xmlns:cx5="http://schemas.microsoft.com/office/drawing/2016/5/11/chartex" xmlns:cx6="http://schemas.microsoft.com/office/drawing/2016/5/12/chartex" xmlns:cx7="http://schemas.microsoft.com/office/drawing/2016/5/13/chartex" xmlns:cx8="http://schemas.microsoft.com/office/drawing/2016/5/14/chartex" xmlns:mc="http://schemas.openxmlformats.org/markup-compatibility/2006" xmlns:aink="http://schemas.microsoft.com/office/drawing/2016/ink" xmlns:am3d="http://schemas.microsoft.com/office/drawing/2017/model3d" xmlns:o="urn:schemas-microsoft-com:office:office" xmlns:oel="http://schemas.microsoft.com/office/2019/extlst" xmlns:r="http://schemas.openxmlformats.org/officeDocument/2006/relationships" xmlns:m="http://schemas.openxmlformats.org/officeDocument/2006/math" xmlns:v="urn:schemas-microsoft-com:vml" xmlns:wp14="http://schemas.microsoft.com/office/word/2010/wordprocessingDrawing" xmlns:wp="http://schemas.openxmlformats.org/drawingml/2006/wordprocessingDrawing" xmlns:w10="urn:schemas-microsoft-com:office:word" xmlns:w="http://schemas.openxmlformats.org/wordprocessingml/2006/main" xmlns:w14="http://schemas.microsoft.com/office/word/2010/wordml" xmlns:w15="http://schemas.microsoft.com/office/word/2012/wordml" xmlns:w16cex="http://schemas.microsoft.com/office/word/2018/wordml/cex" xmlns:w16cid="http://schemas.microsoft.com/office/word/2016/wordml/cid" xmlns:w16="http://schemas.microsoft.com/office/word/2018/wordml" xmlns:w16du="http://schemas.microsoft.com/office/word/2023/wordml/word16du" xmlns:w16sdtdh="http://schemas.microsoft.com/office/word/2020/wordml/sdtdatahash" xmlns:w16sdtfl="http://schemas.microsoft.com/office/word/2024/wordml/sdtformatlock" xmlns:w16se="http://schemas.microsoft.com/office/word/2015/wordml/symex" xmlns:wpg="http://schemas.microsoft.com/office/word/2010/wordprocessingGroup" xmlns:wpi="http://schemas.microsoft.com/office/word/2010/wordprocessingInk" xmlns:wne="http://schemas.microsoft.com/office/word/2006/wordml" xmlns:wps="http://schemas.microsoft.com/office/word/2010/wordprocessingShape" mc:Ignorable="w14 w15 w16se w16cid w16 w16cex w16sdtdh w16sdtfl w16du wp14">
   <w:numPicBullet w:numPicBulletId="0">
     <w:pict>
-      <v:rect id="_x0000_i1029" style="width:0;height:1.5pt" o:hralign="center" o:bullet="t" o:hrstd="t" o:hr="t" fillcolor="#a0a0a0" stroked="f"/>
+      <v:rect id="_x0000_i1033" style="width:0;height:1.5pt" o:hralign="center" o:bullet="t" o:hrstd="t" o:hr="t" fillcolor="#a0a0a0" stroked="f"/>
     </w:pict>
   </w:numPicBullet>
   <w:abstractNum w:abstractNumId="0" w15:restartNumberingAfterBreak="0">
@@ -6751,7 +7233,6 @@
   <w:style w:type="character" w:default="1" w:styleId="DefaultParagraphFont">
     <w:name w:val="Default Paragraph Font"/>
     <w:uiPriority w:val="1"/>
-    <w:semiHidden/>
     <w:unhideWhenUsed/>
   </w:style>
   <w:style w:type="table" w:default="1" w:styleId="TableNormal">
